--- a/Raximov_M.M/10. Асосий нашр ишлари (хар бир нашр иши)/ИЛМИЙ 2202.docx
+++ b/Raximov_M.M/10. Асосий нашр ишлари (хар бир нашр иши)/ИЛМИЙ 2202.docx
@@ -1,6 +1,6 @@
 
 <file path=word/document.xml><?xml version="1.0" encoding="utf-8"?>
-<w:document xmlns:wpc="http://schemas.microsoft.com/office/word/2010/wordprocessingCanvas" xmlns:cx="http://schemas.microsoft.com/office/drawing/2014/chartex" xmlns:mc="http://schemas.openxmlformats.org/markup-compatibility/2006" xmlns:o="urn:schemas-microsoft-com:office:office" xmlns:r="http://schemas.openxmlformats.org/officeDocument/2006/relationships" xmlns:m="http://schemas.openxmlformats.org/officeDocument/2006/math" xmlns:v="urn:schemas-microsoft-com:vml" xmlns:wp14="http://schemas.microsoft.com/office/word/2010/wordprocessingDrawing" xmlns:wp="http://schemas.openxmlformats.org/drawingml/2006/wordprocessingDrawing" xmlns:w10="urn:schemas-microsoft-com:office:word" xmlns:w="http://schemas.openxmlformats.org/wordprocessingml/2006/main" xmlns:w14="http://schemas.microsoft.com/office/word/2010/wordml" xmlns:w15="http://schemas.microsoft.com/office/word/2012/wordml" xmlns:w16se="http://schemas.microsoft.com/office/word/2015/wordml/symex" xmlns:wpg="http://schemas.microsoft.com/office/word/2010/wordprocessingGroup" xmlns:wpi="http://schemas.microsoft.com/office/word/2010/wordprocessingInk" xmlns:wne="http://schemas.microsoft.com/office/word/2006/wordml" xmlns:wps="http://schemas.microsoft.com/office/word/2010/wordprocessingShape" mc:Ignorable="w14 w15 w16se wp14">
+<w:document xmlns:wpc="http://schemas.microsoft.com/office/word/2010/wordprocessingCanvas" xmlns:mc="http://schemas.openxmlformats.org/markup-compatibility/2006" xmlns:o="urn:schemas-microsoft-com:office:office" xmlns:r="http://schemas.openxmlformats.org/officeDocument/2006/relationships" xmlns:m="http://schemas.openxmlformats.org/officeDocument/2006/math" xmlns:v="urn:schemas-microsoft-com:vml" xmlns:wp14="http://schemas.microsoft.com/office/word/2010/wordprocessingDrawing" xmlns:wp="http://schemas.openxmlformats.org/drawingml/2006/wordprocessingDrawing" xmlns:w10="urn:schemas-microsoft-com:office:word" xmlns:w="http://schemas.openxmlformats.org/wordprocessingml/2006/main" xmlns:w14="http://schemas.microsoft.com/office/word/2010/wordml" xmlns:w15="http://schemas.microsoft.com/office/word/2012/wordml" xmlns:wpg="http://schemas.microsoft.com/office/word/2010/wordprocessingGroup" xmlns:wpi="http://schemas.microsoft.com/office/word/2010/wordprocessingInk" xmlns:wne="http://schemas.microsoft.com/office/word/2006/wordml" xmlns:wps="http://schemas.microsoft.com/office/word/2010/wordprocessingShape" mc:Ignorable="w14 w15 wp14">
   <w:body>
     <w:p>
       <w:pPr>
@@ -2417,7 +2417,6 @@
             <w:pPr>
               <w:shd w:val="clear" w:color="auto" w:fill="FFFFFF"/>
               <w:spacing w:before="45"/>
-              <w:jc w:val="center"/>
               <w:outlineLvl w:val="0"/>
               <w:rPr>
                 <w:rFonts w:ascii="Times New Roman" w:hAnsi="Times New Roman" w:cs="Times New Roman"/>
@@ -2425,13 +2424,23 @@
                 <w:lang w:val="uz-Cyrl-UZ"/>
               </w:rPr>
             </w:pPr>
+            <w:bookmarkStart w:id="0" w:name="_GoBack"/>
+            <w:bookmarkEnd w:id="0"/>
             <w:r>
               <w:rPr>
                 <w:rFonts w:ascii="Times New Roman" w:hAnsi="Times New Roman" w:cs="Times New Roman"/>
                 <w:bCs/>
                 <w:lang w:val="uz-Cyrl-UZ"/>
               </w:rPr>
-              <w:t>Ijod maktablarida pedagogik texnologiya, uning ta’riflari va kasbiy mahorat tushunchasi</w:t>
+              <w:t xml:space="preserve">Pedagogik </w:t>
+            </w:r>
+            <w:r>
+              <w:rPr>
+                <w:rFonts w:ascii="Times New Roman" w:hAnsi="Times New Roman" w:cs="Times New Roman"/>
+                <w:bCs/>
+                <w:lang w:val="uz-Cyrl-UZ"/>
+              </w:rPr>
+              <w:t>texnologiya, uning ta’riflari va kasbiy mahorat tushunchasi</w:t>
             </w:r>
           </w:p>
         </w:tc>
@@ -2942,7 +2951,6 @@
                 <w:lang w:val="uz-Latn-UZ"/>
               </w:rPr>
             </w:pPr>
-            <w:bookmarkStart w:id="0" w:name="_GoBack" w:colFirst="1" w:colLast="2"/>
             <w:r>
               <w:rPr>
                 <w:rFonts w:ascii="Times New Roman" w:hAnsi="Times New Roman" w:cs="Times New Roman"/>
@@ -3493,7 +3501,6 @@
           </w:p>
         </w:tc>
       </w:tr>
-      <w:bookmarkEnd w:id="0"/>
     </w:tbl>
     <w:p>
       <w:pPr>
@@ -3786,7 +3793,7 @@
 </file>
 
 <file path=word/styles.xml><?xml version="1.0" encoding="utf-8"?>
-<w:styles xmlns:mc="http://schemas.openxmlformats.org/markup-compatibility/2006" xmlns:r="http://schemas.openxmlformats.org/officeDocument/2006/relationships" xmlns:w="http://schemas.openxmlformats.org/wordprocessingml/2006/main" xmlns:w14="http://schemas.microsoft.com/office/word/2010/wordml" xmlns:w15="http://schemas.microsoft.com/office/word/2012/wordml" xmlns:w16se="http://schemas.microsoft.com/office/word/2015/wordml/symex" mc:Ignorable="w14 w15 w16se">
+<w:styles xmlns:mc="http://schemas.openxmlformats.org/markup-compatibility/2006" xmlns:r="http://schemas.openxmlformats.org/officeDocument/2006/relationships" xmlns:w="http://schemas.openxmlformats.org/wordprocessingml/2006/main" xmlns:w14="http://schemas.microsoft.com/office/word/2010/wordml" xmlns:w15="http://schemas.microsoft.com/office/word/2012/wordml" mc:Ignorable="w14 w15">
   <w:docDefaults>
     <w:rPrDefault>
       <w:rPr>
@@ -4305,7 +4312,7 @@
       <w:spacing w:after="0" w:line="240" w:lineRule="auto"/>
     </w:pPr>
     <w:rPr>
-      <w:rFonts w:ascii="Calibri" w:eastAsia="DengXian" w:hAnsi="Calibri" w:cs="Times New Roman"/>
+      <w:rFonts w:ascii="Calibri" w:eastAsia="等线" w:hAnsi="Calibri" w:cs="Times New Roman"/>
       <w:sz w:val="20"/>
       <w:szCs w:val="20"/>
       <w:lang w:eastAsia="zh-CN"/>
@@ -4319,7 +4326,7 @@
     <w:uiPriority w:val="99"/>
     <w:rsid w:val="00FD1FC2"/>
     <w:rPr>
-      <w:rFonts w:ascii="Calibri" w:eastAsia="DengXian" w:hAnsi="Calibri" w:cs="Times New Roman"/>
+      <w:rFonts w:ascii="Calibri" w:eastAsia="等线" w:hAnsi="Calibri" w:cs="Times New Roman"/>
       <w:sz w:val="20"/>
       <w:szCs w:val="20"/>
       <w:lang w:eastAsia="zh-CN"/>
